--- a/Documentation/Section6_header_Parameters.docx
+++ b/Documentation/Section6_header_Parameters.docx
@@ -3132,7 +3132,19 @@
           <w:sz w:val="48"/>
           <w:szCs w:val="48"/>
         </w:rPr>
-        <w:t xml:space="preserve"> Topic: Header Parameters with Pydantic Model (FastAPI)</w:t>
+        <w:t xml:space="preserve"> </w:t>
+      </w:r>
+      <w:r>
+        <w:rPr>
+          <w:rFonts w:ascii="Times New Roman" w:eastAsia="Times New Roman" w:hAnsi="Times New Roman" w:cs="Times New Roman"/>
+          <w:b/>
+          <w:bCs/>
+          <w:kern w:val="36"/>
+          <w:sz w:val="48"/>
+          <w:szCs w:val="48"/>
+          <w:highlight w:val="yellow"/>
+        </w:rPr>
+        <w:t>Topic: Header Parameters with Pydantic Model (FastAPI)</w:t>
       </w:r>
     </w:p>
     <w:p>
@@ -6113,7 +6125,7 @@
           <w:szCs w:val="24"/>
         </w:rPr>
         <w:pict>
-          <v:rect id="_x0000_i1038" style="width:0;height:1.5pt" o:hralign="center" o:hrstd="t" o:hr="t" fillcolor="#a0a0a0" stroked="f"/>
+          <v:rect id="_x0000_i1031" style="width:0;height:1.5pt" o:hralign="center" o:hrstd="t" o:hr="t" fillcolor="#a0a0a0" stroked="f"/>
         </w:pict>
       </w:r>
     </w:p>
@@ -6509,7 +6521,7 @@
           <w:szCs w:val="24"/>
         </w:rPr>
         <w:pict>
-          <v:rect id="_x0000_i1039" style="width:0;height:1.5pt" o:hralign="center" o:hrstd="t" o:hr="t" fillcolor="#a0a0a0" stroked="f"/>
+          <v:rect id="_x0000_i1032" style="width:0;height:1.5pt" o:hralign="center" o:hrstd="t" o:hr="t" fillcolor="#a0a0a0" stroked="f"/>
         </w:pict>
       </w:r>
     </w:p>
@@ -6792,7 +6804,7 @@
           <w:szCs w:val="24"/>
         </w:rPr>
         <w:pict>
-          <v:rect id="_x0000_i1040" style="width:0;height:1.5pt" o:hralign="center" o:hrstd="t" o:hr="t" fillcolor="#a0a0a0" stroked="f"/>
+          <v:rect id="_x0000_i1033" style="width:0;height:1.5pt" o:hralign="center" o:hrstd="t" o:hr="t" fillcolor="#a0a0a0" stroked="f"/>
         </w:pict>
       </w:r>
     </w:p>
@@ -7132,7 +7144,7 @@
         </w:rPr>
         <w:lastRenderedPageBreak/>
         <w:pict>
-          <v:rect id="_x0000_i1041" style="width:0;height:1.5pt" o:hralign="center" o:hrstd="t" o:hr="t" fillcolor="#a0a0a0" stroked="f"/>
+          <v:rect id="_x0000_i1034" style="width:0;height:1.5pt" o:hralign="center" o:hrstd="t" o:hr="t" fillcolor="#a0a0a0" stroked="f"/>
         </w:pict>
       </w:r>
     </w:p>
@@ -7360,7 +7372,7 @@
           <w:szCs w:val="24"/>
         </w:rPr>
         <w:pict>
-          <v:rect id="_x0000_i1042" style="width:0;height:1.5pt" o:hralign="center" o:hrstd="t" o:hr="t" fillcolor="#a0a0a0" stroked="f"/>
+          <v:rect id="_x0000_i1035" style="width:0;height:1.5pt" o:hralign="center" o:hrstd="t" o:hr="t" fillcolor="#a0a0a0" stroked="f"/>
         </w:pict>
       </w:r>
     </w:p>
@@ -7573,7 +7585,7 @@
           <w:szCs w:val="24"/>
         </w:rPr>
         <w:pict>
-          <v:rect id="_x0000_i1043" style="width:0;height:1.5pt" o:hralign="center" o:hrstd="t" o:hr="t" fillcolor="#a0a0a0" stroked="f"/>
+          <v:rect id="_x0000_i1036" style="width:0;height:1.5pt" o:hralign="center" o:hrstd="t" o:hr="t" fillcolor="#a0a0a0" stroked="f"/>
         </w:pict>
       </w:r>
     </w:p>
